--- a/fra/docx/57.content.docx
+++ b/fra/docx/57.content.docx
@@ -231,19 +231,7 @@
         <w:rPr>
           <w:lang w:val="fr_FR" w:bidi="fr_FR"/>
         </w:rPr>
-        <w:t>Paul, prisonnier : On pense traditionnellement que Paul écrivait depuis une prison à Rome, mais il est également possible qu'il ait écrit cette lettre plus tôt, depuis Éphèse, plus proche de la maison de Philémon à Colosse (voir l'</w:t>
-      </w:r>
-      <w:r>
-        <w:rPr>
-          <w:lang w:val="fr_FR" w:bidi="fr_FR"/>
-        </w:rPr>
-        <w:t>Introduction au Livre de Philémon</w:t>
-      </w:r>
-      <w:r>
-        <w:rPr>
-          <w:lang w:val="fr_FR" w:bidi="fr_FR"/>
-        </w:rPr>
-        <w:t xml:space="preserve">, « Date et Lieu de Rédaction »). • Timothée était l'un des plus proches collaborateurs de Paul (voir le profil de « </w:t>
+        <w:t xml:space="preserve">Paul, prisonnier : On pense traditionnellement que Paul écrivait depuis une prison à Rome, mais il est également possible qu'il ait écrit cette lettre plus tôt, depuis Éphèse, plus proche de la maison de Philémon à Colosse (voir l'Introduction au Livre de Philémon, « Date et Lieu de Rédaction »). • Timothée était l'un des plus proches collaborateurs de Paul (voir le profil de « </w:t>
       </w:r>
       <w:r>
         <w:rPr>
